--- a/reports/Summary-of-experimentation.docx
+++ b/reports/Summary-of-experimentation.docx
@@ -1110,7 +1110,7 @@
                                 <w:b/>
                                 <w:bCs/>
                               </w:rPr>
-                              <w:t>4</w:t>
+                              <w:t>3</w:t>
                             </w:r>
                             <w:r>
                               <w:rPr>
@@ -1223,7 +1223,7 @@
                           <w:b/>
                           <w:bCs/>
                         </w:rPr>
-                        <w:t>4</w:t>
+                        <w:t>3</w:t>
                       </w:r>
                       <w:r>
                         <w:rPr>
@@ -3074,6 +3074,9 @@
         <w:br/>
       </w:r>
       <w:r>
+        <w:rPr>
+          <w:noProof/>
+        </w:rPr>
         <w:drawing>
           <wp:inline distT="0" distB="0" distL="0" distR="0" wp14:anchorId="593CE306" wp14:editId="624ECAA8">
             <wp:extent cx="3612333" cy="2883143"/>
@@ -43954,6 +43957,7 @@
   <w:style w:type="character" w:default="1" w:styleId="DefaultParagraphFont">
     <w:name w:val="Default Paragraph Font"/>
     <w:uiPriority w:val="1"/>
+    <w:semiHidden/>
     <w:unhideWhenUsed/>
   </w:style>
   <w:style w:type="table" w:default="1" w:styleId="TableNormal">
